--- a/thesis/tom_tat_noi_dung_vi.docx
+++ b/thesis/tom_tat_noi_dung_vi.docx
@@ -6067,7 +6067,7 @@
     <w:qFormat/>
     <w:pPr>
       <w:ind w:firstLine="567"/>
-      <w:spacing w:line="360" w:lineRule="auto"/>
+      <w:spacing w:line="288" w:lineRule="auto"/>
       <w:jc w:val="both"/>
     </w:pPr>
     <w:rPr>
@@ -6081,7 +6081,7 @@
     <w:basedOn w:val="Normal"/>
     <w:link w:val="BodyTextChar"/>
     <w:pPr>
-      <w:spacing w:after="180" w:before="180" w:line="360" w:lineRule="auto"/>
+      <w:spacing w:after="180" w:before="180" w:line="288" w:lineRule="auto"/>
       <w:jc w:val="both"/>
     </w:pPr>
     <w:qFormat/>
@@ -6097,7 +6097,7 @@
     <w:next w:val="BodyText"/>
     <w:qFormat/>
     <w:pPr>
-      <w:spacing w:line="360" w:lineRule="auto"/>
+      <w:spacing w:line="288" w:lineRule="auto"/>
       <w:jc w:val="both"/>
     </w:pPr>
     <w:rPr>
@@ -6111,7 +6111,7 @@
     <w:basedOn w:val="BodyText"/>
     <w:qFormat/>
     <w:pPr>
-      <w:spacing w:after="36" w:before="36" w:line="360" w:lineRule="auto"/>
+      <w:spacing w:after="36" w:before="36" w:line="288" w:lineRule="auto"/>
       <w:jc w:val="both"/>
     </w:pPr>
     <w:rPr>
@@ -6128,7 +6128,7 @@
     <w:pPr>
       <w:keepNext/>
       <w:keepLines/>
-      <w:spacing w:after="240" w:before="480" w:line="360" w:lineRule="auto"/>
+      <w:spacing w:after="240" w:before="480" w:line="288" w:lineRule="auto"/>
       <w:jc w:val="both"/>
     </w:pPr>
     <w:rPr>
@@ -6148,7 +6148,7 @@
     <w:pPr>
       <w:keepNext/>
       <w:keepLines/>
-      <w:spacing w:after="240" w:before="240" w:line="360" w:lineRule="auto"/>
+      <w:spacing w:after="240" w:before="240" w:line="288" w:lineRule="auto"/>
       <w:jc w:val="both"/>
     </w:pPr>
     <w:rPr>
@@ -6165,7 +6165,7 @@
     <w:pPr>
       <w:keepNext/>
       <w:keepLines/>
-      <w:spacing w:line="360" w:lineRule="auto"/>
+      <w:spacing w:line="288" w:lineRule="auto"/>
       <w:jc w:val="both"/>
     </w:pPr>
     <w:rPr>
@@ -6181,7 +6181,7 @@
     <w:pPr>
       <w:keepNext/>
       <w:keepLines/>
-      <w:spacing w:line="360" w:lineRule="auto"/>
+      <w:spacing w:line="288" w:lineRule="auto"/>
       <w:jc w:val="both"/>
     </w:pPr>
     <w:rPr>
@@ -6199,7 +6199,7 @@
       <w:keepNext/>
       <w:keepLines/>
       <w:jc w:val="both"/>
-      <w:spacing w:after="0" w:before="300" w:line="360" w:lineRule="auto"/>
+      <w:spacing w:after="0" w:before="300" w:line="288" w:lineRule="auto"/>
     </w:pPr>
     <w:rPr>
       <w:color w:val="000000"/>
@@ -6217,7 +6217,7 @@
     <w:pPr>
       <w:keepNext/>
       <w:keepLines/>
-      <w:spacing w:after="300" w:before="100" w:line="360" w:lineRule="auto"/>
+      <w:spacing w:after="300" w:before="100" w:line="288" w:lineRule="auto"/>
       <w:jc w:val="both"/>
     </w:pPr>
     <w:rPr>
@@ -6233,7 +6233,7 @@
     <w:next w:val="Bibliography"/>
     <w:qFormat/>
     <w:pPr>
-      <w:spacing w:line="360" w:lineRule="auto"/>
+      <w:spacing w:line="288" w:lineRule="auto"/>
       <w:jc w:val="both"/>
     </w:pPr>
     <w:rPr>
@@ -6251,7 +6251,7 @@
     <w:pPr>
       <w:keepNext/>
       <w:keepLines/>
-      <w:spacing w:after="0" w:before="480" w:line="360" w:lineRule="auto"/>
+      <w:spacing w:after="0" w:before="480" w:line="288" w:lineRule="auto"/>
       <w:jc w:val="center"/>
       <w:outlineLvl w:val="0"/>
     </w:pPr>
@@ -6260,7 +6260,7 @@
       <w:b/>
       <w:bCs/>
       <w:color w:val="000000"/>
-      <w:sz w:val="32"/>
+      <w:sz w:val="28"/>
       <w:szCs w:val="32"/>
     </w:rPr>
   </w:style>
@@ -6274,7 +6274,7 @@
     <w:pPr>
       <w:keepNext/>
       <w:keepLines/>
-      <w:spacing w:after="0" w:before="200" w:line="360" w:lineRule="auto"/>
+      <w:spacing w:after="0" w:before="200" w:line="288" w:lineRule="auto"/>
       <w:jc w:val="both"/>
       <w:outlineLvl w:val="1"/>
     </w:pPr>
@@ -6283,7 +6283,7 @@
       <w:b/>
       <w:bCs/>
       <w:color w:val="000000"/>
-      <w:sz w:val="28"/>
+      <w:sz w:val="26"/>
       <w:szCs w:val="28"/>
     </w:rPr>
   </w:style>
@@ -6297,7 +6297,7 @@
     <w:pPr>
       <w:keepNext/>
       <w:keepLines/>
-      <w:spacing w:after="0" w:before="200" w:line="360" w:lineRule="auto"/>
+      <w:spacing w:after="0" w:before="200" w:line="288" w:lineRule="auto"/>
       <w:jc w:val="both"/>
       <w:outlineLvl w:val="2"/>
     </w:pPr>
@@ -6320,7 +6320,7 @@
     <w:pPr>
       <w:keepNext/>
       <w:keepLines/>
-      <w:spacing w:after="0" w:before="200" w:line="360" w:lineRule="auto"/>
+      <w:spacing w:after="0" w:before="200" w:line="288" w:lineRule="auto"/>
       <w:jc w:val="both"/>
       <w:outlineLvl w:val="3"/>
     </w:pPr>
@@ -6343,7 +6343,7 @@
     <w:pPr>
       <w:keepNext/>
       <w:keepLines/>
-      <w:spacing w:after="0" w:before="200" w:line="360" w:lineRule="auto"/>
+      <w:spacing w:after="0" w:before="200" w:line="288" w:lineRule="auto"/>
       <w:jc w:val="both"/>
       <w:outlineLvl w:val="4"/>
     </w:pPr>
@@ -6365,7 +6365,7 @@
     <w:pPr>
       <w:keepNext/>
       <w:keepLines/>
-      <w:spacing w:after="0" w:before="200" w:line="360" w:lineRule="auto"/>
+      <w:spacing w:after="0" w:before="200" w:line="288" w:lineRule="auto"/>
       <w:jc w:val="both"/>
       <w:outlineLvl w:val="5"/>
     </w:pPr>
@@ -6386,7 +6386,7 @@
     <w:pPr>
       <w:keepNext/>
       <w:keepLines/>
-      <w:spacing w:after="0" w:before="200" w:line="360" w:lineRule="auto"/>
+      <w:spacing w:after="0" w:before="200" w:line="288" w:lineRule="auto"/>
       <w:jc w:val="both"/>
       <w:outlineLvl w:val="6"/>
     </w:pPr>
@@ -6407,7 +6407,7 @@
     <w:pPr>
       <w:keepNext/>
       <w:keepLines/>
-      <w:spacing w:after="0" w:before="200" w:line="360" w:lineRule="auto"/>
+      <w:spacing w:after="0" w:before="200" w:line="288" w:lineRule="auto"/>
       <w:jc w:val="both"/>
       <w:outlineLvl w:val="7"/>
     </w:pPr>
@@ -6428,7 +6428,7 @@
     <w:pPr>
       <w:keepNext/>
       <w:keepLines/>
-      <w:spacing w:after="0" w:before="200" w:line="360" w:lineRule="auto"/>
+      <w:spacing w:after="0" w:before="200" w:line="288" w:lineRule="auto"/>
       <w:jc w:val="both"/>
       <w:outlineLvl w:val="8"/>
     </w:pPr>
@@ -6447,7 +6447,7 @@
     <w:unhideWhenUsed/>
     <w:qFormat/>
     <w:pPr>
-      <w:spacing w:after="100" w:before="100" w:line="360" w:lineRule="auto"/>
+      <w:spacing w:after="100" w:before="100" w:line="288" w:lineRule="auto"/>
       <w:ind w:firstLine="0" w:left="480" w:right="480"/>
       <w:jc w:val="both"/>
     </w:pPr>
@@ -6465,7 +6465,7 @@
     <w:unhideWhenUsed/>
     <w:qFormat/>
     <w:pPr>
-      <w:spacing w:line="360" w:lineRule="auto"/>
+      <w:spacing w:line="288" w:lineRule="auto"/>
       <w:jc w:val="both"/>
     </w:pPr>
     <w:rPr>
@@ -6491,7 +6491,7 @@
     <w:unhideWhenUsed/>
     <w:qFormat/>
     <w:pPr>
-      <w:spacing w:line="360" w:lineRule="auto"/>
+      <w:spacing w:line="288" w:lineRule="auto"/>
       <w:jc w:val="both"/>
     </w:pPr>
     <w:rPr>
@@ -6531,7 +6531,7 @@
     <w:pPr>
       <w:keepNext/>
       <w:keepLines/>
-      <w:spacing w:after="0" w:line="360" w:lineRule="auto"/>
+      <w:spacing w:after="0" w:line="288" w:lineRule="auto"/>
       <w:jc w:val="both"/>
     </w:pPr>
     <w:rPr>
@@ -6545,7 +6545,7 @@
     <w:name w:val="Definition"/>
     <w:basedOn w:val="Normal"/>
     <w:pPr>
-      <w:spacing w:line="360" w:lineRule="auto"/>
+      <w:spacing w:line="288" w:lineRule="auto"/>
       <w:jc w:val="both"/>
     </w:pPr>
     <w:rPr>
@@ -6559,7 +6559,7 @@
     <w:basedOn w:val="Normal"/>
     <w:link w:val="BodyTextChar"/>
     <w:pPr>
-      <w:spacing w:after="120" w:before="0" w:line="360" w:lineRule="auto"/>
+      <w:spacing w:after="120" w:before="0" w:line="288" w:lineRule="auto"/>
       <w:jc w:val="both"/>
     </w:pPr>
     <w:rPr>
@@ -6574,7 +6574,7 @@
     <w:basedOn w:val="Caption"/>
     <w:pPr>
       <w:keepNext/>
-      <w:spacing w:line="360" w:lineRule="auto"/>
+      <w:spacing w:line="288" w:lineRule="auto"/>
       <w:jc w:val="both"/>
     </w:pPr>
     <w:rPr>
@@ -6587,7 +6587,7 @@
     <w:name w:val="Image Caption"/>
     <w:basedOn w:val="Caption"/>
     <w:pPr>
-      <w:spacing w:line="360" w:lineRule="auto"/>
+      <w:spacing w:line="288" w:lineRule="auto"/>
       <w:jc w:val="both"/>
     </w:pPr>
     <w:rPr>
@@ -6600,7 +6600,7 @@
     <w:name w:val="Figure"/>
     <w:basedOn w:val="Normal"/>
     <w:pPr>
-      <w:spacing w:line="360" w:lineRule="auto"/>
+      <w:spacing w:line="288" w:lineRule="auto"/>
       <w:jc w:val="both"/>
     </w:pPr>
     <w:rPr>
@@ -6614,7 +6614,7 @@
     <w:basedOn w:val="Figure"/>
     <w:pPr>
       <w:keepNext/>
-      <w:spacing w:line="360" w:lineRule="auto"/>
+      <w:spacing w:line="288" w:lineRule="auto"/>
       <w:jc w:val="both"/>
     </w:pPr>
     <w:rPr>
@@ -6678,7 +6678,7 @@
     <w:unhideWhenUsed/>
     <w:qFormat/>
     <w:pPr>
-      <w:spacing w:before="240" w:line="360" w:lineRule="auto"/>
+      <w:spacing w:before="240" w:line="288" w:lineRule="auto"/>
       <w:jc w:val="both"/>
       <w:outlineLvl w:val="9"/>
     </w:pPr>
